--- a/zht/docx/240.content.docx
+++ b/zht/docx/240.content.docx
@@ -432,18 +432,12 @@
           <w:lang w:val="zh_TW" w:bidi="zh_TW"/>
         </w:rPr>
       </w:r>
-      <w:hyperlink r:id="rId13">
-        <w:r>
-          <w:rPr>
-            <w:lang w:val="zh_TW" w:bidi="zh_TW"/>
-          </w:rPr>
-          <w:rPr>
-            <w:color w:val="0000EE"/>
-            <w:u w:val="single"/>
-          </w:rPr>
-          <w:t>撒母耳記上2:8</w:t>
-        </w:r>
-      </w:hyperlink>
+      <w:r>
+        <w:rPr>
+          <w:lang w:val="zh_TW" w:bidi="zh_TW"/>
+        </w:rPr>
+        <w:t>撒母耳記上2:8</w:t>
+      </w:r>
     </w:p>
     <w:p>
       <w:pPr>
@@ -456,18 +450,12 @@
           <w:lang w:val="zh_TW" w:bidi="zh_TW"/>
         </w:rPr>
       </w:r>
-      <w:hyperlink r:id="rId14">
-        <w:r>
-          <w:rPr>
-            <w:lang w:val="zh_TW" w:bidi="zh_TW"/>
-          </w:rPr>
-          <w:rPr>
-            <w:color w:val="0000EE"/>
-            <w:u w:val="single"/>
-          </w:rPr>
-          <w:t>使徒行傳19:17</w:t>
-        </w:r>
-      </w:hyperlink>
+      <w:r>
+        <w:rPr>
+          <w:lang w:val="zh_TW" w:bidi="zh_TW"/>
+        </w:rPr>
+        <w:t>使徒行傳19:17</w:t>
+      </w:r>
     </w:p>
     <w:p>
       <w:pPr>
@@ -480,18 +468,12 @@
           <w:lang w:val="zh_TW" w:bidi="zh_TW"/>
         </w:rPr>
       </w:r>
-      <w:hyperlink r:id="rId15">
-        <w:r>
-          <w:rPr>
-            <w:lang w:val="zh_TW" w:bidi="zh_TW"/>
-          </w:rPr>
-          <w:rPr>
-            <w:color w:val="0000EE"/>
-            <w:u w:val="single"/>
-          </w:rPr>
-          <w:t>約翰福音4:44</w:t>
-        </w:r>
-      </w:hyperlink>
+      <w:r>
+        <w:rPr>
+          <w:lang w:val="zh_TW" w:bidi="zh_TW"/>
+        </w:rPr>
+        <w:t>約翰福音4:44</w:t>
+      </w:r>
     </w:p>
     <w:p>
       <w:pPr>
@@ -504,18 +486,12 @@
           <w:lang w:val="zh_TW" w:bidi="zh_TW"/>
         </w:rPr>
       </w:r>
-      <w:hyperlink r:id="rId16">
-        <w:r>
-          <w:rPr>
-            <w:lang w:val="zh_TW" w:bidi="zh_TW"/>
-          </w:rPr>
-          <w:rPr>
-            <w:color w:val="0000EE"/>
-            <w:u w:val="single"/>
-          </w:rPr>
-          <w:t>約翰福音12:26</w:t>
-        </w:r>
-      </w:hyperlink>
+      <w:r>
+        <w:rPr>
+          <w:lang w:val="zh_TW" w:bidi="zh_TW"/>
+        </w:rPr>
+        <w:t>約翰福音12:26</w:t>
+      </w:r>
     </w:p>
     <w:p>
       <w:pPr>
@@ -528,18 +504,12 @@
           <w:lang w:val="zh_TW" w:bidi="zh_TW"/>
         </w:rPr>
       </w:r>
-      <w:hyperlink r:id="rId17">
-        <w:r>
-          <w:rPr>
-            <w:lang w:val="zh_TW" w:bidi="zh_TW"/>
-          </w:rPr>
-          <w:rPr>
-            <w:color w:val="0000EE"/>
-            <w:u w:val="single"/>
-          </w:rPr>
-          <w:t>馬可福音6:4</w:t>
-        </w:r>
-      </w:hyperlink>
+      <w:r>
+        <w:rPr>
+          <w:lang w:val="zh_TW" w:bidi="zh_TW"/>
+        </w:rPr>
+        <w:t>馬可福音6:4</w:t>
+      </w:r>
     </w:p>
     <w:p>
       <w:pPr>
@@ -552,18 +522,12 @@
           <w:lang w:val="zh_TW" w:bidi="zh_TW"/>
         </w:rPr>
       </w:r>
-      <w:hyperlink r:id="rId18">
-        <w:r>
-          <w:rPr>
-            <w:lang w:val="zh_TW" w:bidi="zh_TW"/>
-          </w:rPr>
-          <w:rPr>
-            <w:color w:val="0000EE"/>
-            <w:u w:val="single"/>
-          </w:rPr>
-          <w:t>馬太福音15:6</w:t>
-        </w:r>
-      </w:hyperlink>
+      <w:r>
+        <w:rPr>
+          <w:lang w:val="zh_TW" w:bidi="zh_TW"/>
+        </w:rPr>
+        <w:t>馬太福音15:6</w:t>
+      </w:r>
     </w:p>
     <w:p>
       <w:pPr>
@@ -711,18 +675,12 @@
           <w:lang w:val="zh_TW" w:bidi="zh_TW"/>
         </w:rPr>
       </w:r>
-      <w:hyperlink r:id="rId19">
-        <w:r>
-          <w:rPr>
-            <w:lang w:val="zh_TW" w:bidi="zh_TW"/>
-          </w:rPr>
-          <w:rPr>
-            <w:color w:val="0000EE"/>
-            <w:u w:val="single"/>
-          </w:rPr>
-          <w:t>歷代志下23:20–21</w:t>
-        </w:r>
-      </w:hyperlink>
+      <w:r>
+        <w:rPr>
+          <w:lang w:val="zh_TW" w:bidi="zh_TW"/>
+        </w:rPr>
+        <w:t>歷代志下23:20–21</w:t>
+      </w:r>
     </w:p>
     <w:p>
       <w:pPr>
@@ -735,18 +693,12 @@
           <w:lang w:val="zh_TW" w:bidi="zh_TW"/>
         </w:rPr>
       </w:r>
-      <w:hyperlink r:id="rId20">
-        <w:r>
-          <w:rPr>
-            <w:lang w:val="zh_TW" w:bidi="zh_TW"/>
-          </w:rPr>
-          <w:rPr>
-            <w:color w:val="0000EE"/>
-            <w:u w:val="single"/>
-          </w:rPr>
-          <w:t>但以理書4:36</w:t>
-        </w:r>
-      </w:hyperlink>
+      <w:r>
+        <w:rPr>
+          <w:lang w:val="zh_TW" w:bidi="zh_TW"/>
+        </w:rPr>
+        <w:t>但以理書4:36</w:t>
+      </w:r>
     </w:p>
     <w:p>
       <w:pPr>
@@ -759,18 +711,12 @@
           <w:lang w:val="zh_TW" w:bidi="zh_TW"/>
         </w:rPr>
       </w:r>
-      <w:hyperlink r:id="rId21">
-        <w:r>
-          <w:rPr>
-            <w:lang w:val="zh_TW" w:bidi="zh_TW"/>
-          </w:rPr>
-          <w:rPr>
-            <w:color w:val="0000EE"/>
-            <w:u w:val="single"/>
-          </w:rPr>
-          <w:t>傳道書10:17</w:t>
-        </w:r>
-      </w:hyperlink>
+      <w:r>
+        <w:rPr>
+          <w:lang w:val="zh_TW" w:bidi="zh_TW"/>
+        </w:rPr>
+        <w:t>傳道書10:17</w:t>
+      </w:r>
     </w:p>
     <w:p>
       <w:pPr>
@@ -783,18 +729,12 @@
           <w:lang w:val="zh_TW" w:bidi="zh_TW"/>
         </w:rPr>
       </w:r>
-      <w:hyperlink r:id="rId22">
-        <w:r>
-          <w:rPr>
-            <w:lang w:val="zh_TW" w:bidi="zh_TW"/>
-          </w:rPr>
-          <w:rPr>
-            <w:color w:val="0000EE"/>
-            <w:u w:val="single"/>
-          </w:rPr>
-          <w:t>路加福音19:12</w:t>
-        </w:r>
-      </w:hyperlink>
+      <w:r>
+        <w:rPr>
+          <w:lang w:val="zh_TW" w:bidi="zh_TW"/>
+        </w:rPr>
+        <w:t>路加福音19:12</w:t>
+      </w:r>
     </w:p>
     <w:p>
       <w:pPr>
@@ -807,18 +747,12 @@
           <w:lang w:val="zh_TW" w:bidi="zh_TW"/>
         </w:rPr>
       </w:r>
-      <w:hyperlink r:id="rId23">
-        <w:r>
-          <w:rPr>
-            <w:lang w:val="zh_TW" w:bidi="zh_TW"/>
-          </w:rPr>
-          <w:rPr>
-            <w:color w:val="0000EE"/>
-            <w:u w:val="single"/>
-          </w:rPr>
-          <w:t>詩篇16:1–3</w:t>
-        </w:r>
-      </w:hyperlink>
+      <w:r>
+        <w:rPr>
+          <w:lang w:val="zh_TW" w:bidi="zh_TW"/>
+        </w:rPr>
+        <w:t>詩篇16:1–3</w:t>
+      </w:r>
     </w:p>
     <w:p>
       <w:pPr>
